--- a/public/resume/james-courson.docx
+++ b/public/resume/james-courson.docx
@@ -2,84 +2,6 @@
 <file path=word/document.xml><?xml version="1.0" encoding="utf-8"?>
 <w:document xmlns:mc="http://schemas.openxmlformats.org/markup-compatibility/2006" xmlns:o="urn:schemas-microsoft-com:office:office" xmlns:r="http://schemas.openxmlformats.org/officeDocument/2006/relationships" xmlns:m="http://schemas.openxmlformats.org/officeDocument/2006/math" xmlns:v="urn:schemas-microsoft-com:vml" xmlns:wp="http://schemas.openxmlformats.org/drawingml/2006/wordprocessingDrawing" xmlns:w10="urn:schemas-microsoft-com:office:word" xmlns:w="http://schemas.openxmlformats.org/wordprocessingml/2006/main" xmlns:wne="http://schemas.microsoft.com/office/word/2006/wordml" xmlns:sl="http://schemas.openxmlformats.org/schemaLibrary/2006/main" xmlns:a="http://schemas.openxmlformats.org/drawingml/2006/main" xmlns:pic="http://schemas.openxmlformats.org/drawingml/2006/picture" xmlns:c="http://schemas.openxmlformats.org/drawingml/2006/chart" xmlns:lc="http://schemas.openxmlformats.org/drawingml/2006/lockedCanvas" xmlns:dgm="http://schemas.openxmlformats.org/drawingml/2006/diagram" xmlns:wps="http://schemas.microsoft.com/office/word/2010/wordprocessingShape" xmlns:wpg="http://schemas.microsoft.com/office/word/2010/wordprocessingGroup" xmlns:w14="http://schemas.microsoft.com/office/word/2010/wordml" xmlns:w15="http://schemas.microsoft.com/office/word/2012/wordml" xmlns:w16="http://schemas.microsoft.com/office/word/2018/wordml" xmlns:w16cex="http://schemas.microsoft.com/office/word/2018/wordml/cex" xmlns:w16cid="http://schemas.microsoft.com/office/word/2016/wordml/cid" xmlns="http://schemas.microsoft.com/office/tasks/2019/documenttasks" xmlns:cr="http://schemas.microsoft.com/office/comments/2020/reactions">
   <w:body>
-    <w:p>
-      <w:pPr>
-        <w:keepNext w:val="0"/>
-        <w:keepLines w:val="1"/>
-        <w:pageBreakBefore w:val="0"/>
-        <w:widowControl w:val="0"/>
-        <w:pBdr>
-          <w:top w:space="0" w:sz="0" w:val="nil"/>
-          <w:left w:space="0" w:sz="0" w:val="nil"/>
-          <w:bottom w:space="0" w:sz="0" w:val="nil"/>
-          <w:right w:space="0" w:sz="0" w:val="nil"/>
-          <w:between w:space="0" w:sz="0" w:val="nil"/>
-        </w:pBdr>
-        <w:shd w:fill="auto" w:val="clear"/>
-        <w:spacing w:after="0" w:before="0" w:line="276" w:lineRule="auto"/>
-        <w:ind w:left="3.73992919921875" w:right="0" w:firstLine="0"/>
-        <w:jc w:val="left"/>
-        <w:rPr>
-          <w:i w:val="1"/>
-          <w:iCs w:val="1"/>
-          <w:sz w:val="18"/>
-          <w:szCs w:val="18"/>
-        </w:rPr>
-      </w:pPr>
-      <w:r>
-        <w:rPr>
-          <w:rFonts w:ascii="Arial" w:cs="Arial" w:eastAsia="Arial" w:hAnsi="Arial"/>
-          <w:b w:val="1"/>
-          <w:bCs w:val="1"/>
-          <w:i w:val="0"/>
-          <w:iCs w:val="0"/>
-          <w:smallCaps w:val="0"/>
-          <w:strike w:val="0"/>
-          <w:color w:val="0b6623"/>
-          <w:sz w:val="32"/>
-          <w:szCs w:val="32"/>
-          <w:u w:val="none"/>
-          <w:shd w:fill="auto" w:val="clear"/>
-          <w:vertAlign w:val="baseline"/>
-          <w:rtl w:val="0"/>
-        </w:rPr>
-        <w:t xml:space="preserve">James Courson</w:t>
-      </w:r>
-      <w:r>
-        <w:rPr>
-          <w:b w:val="1"/>
-          <w:bCs w:val="1"/>
-          <w:sz w:val="24"/>
-          <w:szCs w:val="24"/>
-          <w:rtl w:val="0"/>
-        </w:rPr>
-        <w:tab/>
-        <w:tab/>
-        <w:tab/>
-        <w:tab/>
-        <w:tab/>
-        <w:tab/>
-        <w:tab/>
-        <w:t xml:space="preserve">     </w:t>
-      </w:r>
-      <w:r>
-        <w:rPr>
-          <w:b w:val="1"/>
-          <w:bCs w:val="1"/>
-          <w:i w:val="1"/>
-          <w:iCs w:val="1"/>
-          <w:sz w:val="18"/>
-          <w:szCs w:val="18"/>
-          <w:rtl w:val="0"/>
-        </w:rPr>
-        <w:t xml:space="preserve">james@courson.dev</w:t>
-      </w:r>
-      <w:r>
-        <w:rPr>
-          <w:rtl w:val="0"/>
-        </w:rPr>
-      </w:r>
-    </w:p>
     <w:p>
       <w:pPr>
         <w:keepNext w:val="0"/>
@@ -98,23 +20,39 @@
         <w:ind w:left="0" w:right="0" w:firstLine="0"/>
         <w:jc w:val="left"/>
         <w:rPr>
-          <w:b w:val="1"/>
-          <w:bCs w:val="1"/>
-          <w:i w:val="1"/>
-          <w:iCs w:val="1"/>
-          <w:sz w:val="18"/>
-          <w:szCs w:val="18"/>
-        </w:rPr>
-      </w:pPr>
-      <w:r>
-        <w:rPr>
-          <w:i w:val="1"/>
-          <w:iCs w:val="1"/>
-          <w:sz w:val="18"/>
-          <w:szCs w:val="18"/>
-          <w:rtl w:val="0"/>
-        </w:rPr>
-        <w:t xml:space="preserve">Software Developer</w:t>
+          <w:i w:val="1"/>
+          <w:iCs w:val="1"/>
+          <w:sz w:val="18"/>
+          <w:szCs w:val="18"/>
+        </w:rPr>
+      </w:pPr>
+      <w:r>
+        <w:rPr>
+          <w:rFonts w:ascii="Arial" w:cs="Arial" w:eastAsia="Arial" w:hAnsi="Arial"/>
+          <w:b w:val="1"/>
+          <w:bCs w:val="1"/>
+          <w:i w:val="0"/>
+          <w:iCs w:val="0"/>
+          <w:smallCaps w:val="0"/>
+          <w:strike w:val="0"/>
+          <w:color w:val="0b6623"/>
+          <w:sz w:val="32"/>
+          <w:szCs w:val="32"/>
+          <w:u w:val="none"/>
+          <w:shd w:fill="auto" w:val="clear"/>
+          <w:vertAlign w:val="baseline"/>
+          <w:rtl w:val="0"/>
+        </w:rPr>
+        <w:t xml:space="preserve">James Courson</w:t>
+      </w:r>
+      <w:r>
+        <w:rPr>
+          <w:b w:val="1"/>
+          <w:bCs w:val="1"/>
+          <w:sz w:val="24"/>
+          <w:szCs w:val="24"/>
+          <w:rtl w:val="0"/>
+        </w:rPr>
         <w:tab/>
         <w:tab/>
         <w:tab/>
@@ -123,18 +61,26 @@
         <w:tab/>
         <w:tab/>
         <w:t xml:space="preserve">    </w:t>
-      </w:r>
-      <w:r>
-        <w:rPr>
-          <w:b w:val="1"/>
-          <w:bCs w:val="1"/>
-          <w:i w:val="1"/>
-          <w:iCs w:val="1"/>
-          <w:sz w:val="18"/>
-          <w:szCs w:val="18"/>
-          <w:rtl w:val="0"/>
-        </w:rPr>
-        <w:t xml:space="preserve">linkedin.com/in/jamescourson</w:t>
+        <w:tab/>
+        <w:tab/>
+        <w:t xml:space="preserve">      </w:t>
+      </w:r>
+      <w:r>
+        <w:rPr>
+          <w:b w:val="1"/>
+          <w:bCs w:val="1"/>
+          <w:i w:val="1"/>
+          <w:iCs w:val="1"/>
+          <w:sz w:val="18"/>
+          <w:szCs w:val="18"/>
+          <w:rtl w:val="0"/>
+        </w:rPr>
+        <w:t xml:space="preserve">james@courson.dev</w:t>
+      </w:r>
+      <w:r>
+        <w:rPr>
+          <w:rtl w:val="0"/>
+        </w:rPr>
       </w:r>
     </w:p>
     <w:p>
@@ -155,16 +101,42 @@
         <w:ind w:left="0" w:right="0" w:firstLine="0"/>
         <w:jc w:val="left"/>
         <w:rPr>
-          <w:i w:val="1"/>
-          <w:iCs w:val="1"/>
-          <w:sz w:val="18"/>
-          <w:szCs w:val="18"/>
-        </w:rPr>
-      </w:pPr>
-      <w:r>
-        <w:rPr>
-          <w:rtl w:val="0"/>
-        </w:rPr>
+          <w:b w:val="1"/>
+          <w:bCs w:val="1"/>
+          <w:i w:val="1"/>
+          <w:iCs w:val="1"/>
+          <w:sz w:val="18"/>
+          <w:szCs w:val="18"/>
+        </w:rPr>
+      </w:pPr>
+      <w:r>
+        <w:rPr>
+          <w:i w:val="1"/>
+          <w:iCs w:val="1"/>
+          <w:sz w:val="18"/>
+          <w:szCs w:val="18"/>
+          <w:rtl w:val="0"/>
+        </w:rPr>
+        <w:t xml:space="preserve">Frontend Developer | 7 Years Experience | Agentic Workflows</w:t>
+        <w:tab/>
+        <w:tab/>
+        <w:tab/>
+        <w:t xml:space="preserve">    </w:t>
+        <w:tab/>
+        <w:tab/>
+        <w:t xml:space="preserve">      </w:t>
+      </w:r>
+      <w:r>
+        <w:rPr>
+          <w:b w:val="1"/>
+          <w:bCs w:val="1"/>
+          <w:i w:val="1"/>
+          <w:iCs w:val="1"/>
+          <w:sz w:val="18"/>
+          <w:szCs w:val="18"/>
+          <w:rtl w:val="0"/>
+        </w:rPr>
+        <w:t xml:space="preserve">linkedin.com/in/jamescourson</w:t>
       </w:r>
     </w:p>
     <w:p>
@@ -185,53 +157,51 @@
         <w:ind w:left="0" w:right="0" w:firstLine="0"/>
         <w:jc w:val="left"/>
         <w:rPr>
-          <w:sz w:val="18"/>
-          <w:szCs w:val="18"/>
-        </w:rPr>
-      </w:pPr>
-      <w:r>
-        <w:rPr>
-          <w:sz w:val="18"/>
-          <w:szCs w:val="18"/>
-          <w:rtl w:val="0"/>
-        </w:rPr>
-        <w:t xml:space="preserve">Front-end-focused developer with </w:t>
-      </w:r>
-      <w:r>
-        <w:rPr>
-          <w:b w:val="1"/>
-          <w:bCs w:val="1"/>
-          <w:sz w:val="18"/>
-          <w:szCs w:val="18"/>
-          <w:rtl w:val="0"/>
-        </w:rPr>
-        <w:t xml:space="preserve">6 years of experience delivering and owning client-facing web applications</w:t>
-      </w:r>
-      <w:r>
-        <w:rPr>
-          <w:sz w:val="18"/>
-          <w:szCs w:val="18"/>
-          <w:rtl w:val="0"/>
-        </w:rPr>
-        <w:t xml:space="preserve">, with deep experience in </w:t>
-      </w:r>
-      <w:r>
-        <w:rPr>
-          <w:b w:val="1"/>
-          <w:bCs w:val="1"/>
-          <w:sz w:val="18"/>
-          <w:szCs w:val="18"/>
-          <w:rtl w:val="0"/>
-        </w:rPr>
-        <w:t xml:space="preserve">React-based front ends and AWS-backed infrastructure</w:t>
-      </w:r>
-      <w:r>
-        <w:rPr>
-          <w:sz w:val="18"/>
-          <w:szCs w:val="18"/>
-          <w:rtl w:val="0"/>
-        </w:rPr>
-        <w:t xml:space="preserve">.</w:t>
+          <w:i w:val="1"/>
+          <w:iCs w:val="1"/>
+          <w:sz w:val="18"/>
+          <w:szCs w:val="18"/>
+        </w:rPr>
+      </w:pPr>
+      <w:r>
+        <w:rPr>
+          <w:rtl w:val="0"/>
+        </w:rPr>
+      </w:r>
+    </w:p>
+    <w:p>
+      <w:pPr>
+        <w:keepNext w:val="0"/>
+        <w:keepLines w:val="1"/>
+        <w:pageBreakBefore w:val="0"/>
+        <w:widowControl w:val="0"/>
+        <w:pBdr>
+          <w:top w:space="0" w:sz="0" w:val="nil"/>
+          <w:left w:space="0" w:sz="0" w:val="nil"/>
+          <w:bottom w:space="0" w:sz="0" w:val="nil"/>
+          <w:right w:space="0" w:sz="0" w:val="nil"/>
+          <w:between w:space="0" w:sz="0" w:val="nil"/>
+        </w:pBdr>
+        <w:shd w:fill="auto" w:val="clear"/>
+        <w:spacing w:after="0" w:before="0" w:line="276" w:lineRule="auto"/>
+        <w:ind w:left="0" w:right="0" w:firstLine="0"/>
+        <w:jc w:val="left"/>
+        <w:rPr>
+          <w:b w:val="1"/>
+          <w:bCs w:val="1"/>
+          <w:sz w:val="18"/>
+          <w:szCs w:val="18"/>
+        </w:rPr>
+      </w:pPr>
+      <w:r>
+        <w:rPr>
+          <w:b w:val="1"/>
+          <w:bCs w:val="1"/>
+          <w:sz w:val="18"/>
+          <w:szCs w:val="18"/>
+          <w:rtl w:val="0"/>
+        </w:rPr>
+        <w:t xml:space="preserve">Seasoned developer with 7 years of experience building and owning data administration interfaces. Focused on frontend architecture, agentic development workflows, and reliable feature delivery. </w:t>
       </w:r>
     </w:p>
     <w:p>
@@ -367,6 +337,9 @@
           <w:rtl w:val="0"/>
         </w:rPr>
         <w:t xml:space="preserve">  </w:t>
+        <w:tab/>
+        <w:tab/>
+        <w:t xml:space="preserve">         </w:t>
       </w:r>
       <w:r>
         <w:rPr>
@@ -456,7 +429,25 @@
           <w:szCs w:val="18"/>
           <w:rtl w:val="0"/>
         </w:rPr>
-        <w:t xml:space="preserve">Owned front-end development for an internal, multi-client React-admin/PostgREST reporting interface.</w:t>
+        <w:t xml:space="preserve">Owned front-end development </w:t>
+      </w:r>
+      <w:r>
+        <w:rPr>
+          <w:sz w:val="18"/>
+          <w:szCs w:val="18"/>
+          <w:rtl w:val="0"/>
+        </w:rPr>
+        <w:t xml:space="preserve">for an internal React-Admin/PostgREST client management/report generation interface</w:t>
+      </w:r>
+      <w:r>
+        <w:rPr>
+          <w:b w:val="1"/>
+          <w:bCs w:val="1"/>
+          <w:sz w:val="18"/>
+          <w:szCs w:val="18"/>
+          <w:rtl w:val="0"/>
+        </w:rPr>
+        <w:t xml:space="preserve">.</w:t>
       </w:r>
     </w:p>
     <w:p>
@@ -489,84 +480,25 @@
           <w:szCs w:val="18"/>
           <w:rtl w:val="0"/>
         </w:rPr>
-        <w:t xml:space="preserve"> to design, build, and implement </w:t>
-      </w:r>
-      <w:r>
-        <w:rPr>
-          <w:b w:val="1"/>
-          <w:bCs w:val="1"/>
-          <w:sz w:val="18"/>
-          <w:szCs w:val="18"/>
-          <w:rtl w:val="0"/>
-        </w:rPr>
-        <w:t xml:space="preserve">complex forms, interfaces, and reusable components</w:t>
-      </w:r>
-      <w:r>
-        <w:rPr>
-          <w:sz w:val="18"/>
-          <w:szCs w:val="18"/>
-          <w:rtl w:val="0"/>
-        </w:rPr>
-        <w:t xml:space="preserve"> with React, React Hook Form, and Material UI.</w:t>
-      </w:r>
-    </w:p>
-    <w:p>
-      <w:pPr>
-        <w:widowControl w:val="0"/>
-        <w:numPr>
-          <w:ilvl w:val="1"/>
-          <w:numId w:val="2"/>
-        </w:numPr>
-        <w:spacing w:after="0" w:before="0" w:line="360" w:lineRule="auto"/>
-        <w:ind w:left="1440" w:right="463.946533203125" w:hanging="360"/>
-        <w:rPr>
-          <w:sz w:val="18"/>
-          <w:szCs w:val="18"/>
-        </w:rPr>
-      </w:pPr>
-      <w:r>
-        <w:rPr>
-          <w:sz w:val="18"/>
-          <w:szCs w:val="18"/>
-          <w:rtl w:val="0"/>
-        </w:rPr>
-        <w:t xml:space="preserve">Led development and deployment of a </w:t>
-      </w:r>
-      <w:r>
-        <w:rPr>
-          <w:b w:val="1"/>
-          <w:bCs w:val="1"/>
-          <w:sz w:val="18"/>
-          <w:szCs w:val="18"/>
-          <w:rtl w:val="0"/>
-        </w:rPr>
-        <w:t xml:space="preserve">repo-wide React-admin upgrade</w:t>
-      </w:r>
-      <w:r>
-        <w:rPr>
-          <w:sz w:val="18"/>
-          <w:szCs w:val="18"/>
-          <w:rtl w:val="0"/>
-        </w:rPr>
-        <w:t xml:space="preserve"> from v3 to v5, </w:t>
-      </w:r>
-      <w:r>
-        <w:rPr>
-          <w:b w:val="1"/>
-          <w:bCs w:val="1"/>
-          <w:sz w:val="18"/>
-          <w:szCs w:val="18"/>
-          <w:rtl w:val="0"/>
-        </w:rPr>
-        <w:t xml:space="preserve">refactoring and modernizing</w:t>
-      </w:r>
-      <w:r>
-        <w:rPr>
-          <w:sz w:val="18"/>
-          <w:szCs w:val="18"/>
-          <w:rtl w:val="0"/>
-        </w:rPr>
-        <w:t xml:space="preserve"> a large codebase to enable new framework capabilities.</w:t>
+        <w:t xml:space="preserve"> to </w:t>
+      </w:r>
+      <w:r>
+        <w:rPr>
+          <w:b w:val="1"/>
+          <w:bCs w:val="1"/>
+          <w:sz w:val="18"/>
+          <w:szCs w:val="18"/>
+          <w:rtl w:val="0"/>
+        </w:rPr>
+        <w:t xml:space="preserve">design, build, and implement complex components, forms, and interfaces</w:t>
+      </w:r>
+      <w:r>
+        <w:rPr>
+          <w:sz w:val="18"/>
+          <w:szCs w:val="18"/>
+          <w:rtl w:val="0"/>
+        </w:rPr>
+        <w:t xml:space="preserve"> with React, React-Admin, and Material UI.</w:t>
       </w:r>
     </w:p>
     <w:p>
@@ -597,29 +529,109 @@
       </w:pPr>
       <w:r>
         <w:rPr>
-          <w:sz w:val="18"/>
-          <w:szCs w:val="18"/>
-          <w:rtl w:val="0"/>
-        </w:rPr>
-        <w:t xml:space="preserve">Managed AWS CodePipeline and GitHub Actions workflows, </w:t>
-      </w:r>
-      <w:r>
-        <w:rPr>
-          <w:b w:val="1"/>
-          <w:bCs w:val="1"/>
-          <w:sz w:val="18"/>
-          <w:szCs w:val="18"/>
-          <w:rtl w:val="0"/>
-        </w:rPr>
-        <w:t xml:space="preserve">supporting secure and stable deployments</w:t>
-      </w:r>
-      <w:r>
-        <w:rPr>
-          <w:sz w:val="18"/>
-          <w:szCs w:val="18"/>
-          <w:rtl w:val="0"/>
-        </w:rPr>
-        <w:t xml:space="preserve"> into production, staging, and QA environments.</w:t>
+          <w:b w:val="1"/>
+          <w:bCs w:val="1"/>
+          <w:sz w:val="18"/>
+          <w:szCs w:val="18"/>
+          <w:rtl w:val="0"/>
+        </w:rPr>
+        <w:t xml:space="preserve">Managed a Playwright E2E test suite and AWS CodePipeline/GitHub Actions workflows</w:t>
+      </w:r>
+      <w:r>
+        <w:rPr>
+          <w:sz w:val="18"/>
+          <w:szCs w:val="18"/>
+          <w:rtl w:val="0"/>
+        </w:rPr>
+        <w:t xml:space="preserve">, overseeing secure and stable deployments into development, QA, and production environments.</w:t>
+      </w:r>
+    </w:p>
+    <w:p>
+      <w:pPr>
+        <w:keepNext w:val="0"/>
+        <w:keepLines w:val="0"/>
+        <w:pageBreakBefore w:val="0"/>
+        <w:widowControl w:val="0"/>
+        <w:numPr>
+          <w:ilvl w:val="0"/>
+          <w:numId w:val="2"/>
+        </w:numPr>
+        <w:pBdr>
+          <w:top w:space="0" w:sz="0" w:val="nil"/>
+          <w:left w:space="0" w:sz="0" w:val="nil"/>
+          <w:bottom w:space="0" w:sz="0" w:val="nil"/>
+          <w:right w:space="0" w:sz="0" w:val="nil"/>
+          <w:between w:space="0" w:sz="0" w:val="nil"/>
+        </w:pBdr>
+        <w:shd w:fill="auto" w:val="clear"/>
+        <w:spacing w:after="0" w:before="0" w:line="360" w:lineRule="auto"/>
+        <w:ind w:left="720" w:right="463.946533203125" w:hanging="360"/>
+        <w:jc w:val="left"/>
+        <w:rPr>
+          <w:sz w:val="18"/>
+          <w:szCs w:val="18"/>
+        </w:rPr>
+      </w:pPr>
+      <w:r>
+        <w:rPr>
+          <w:b w:val="1"/>
+          <w:bCs w:val="1"/>
+          <w:sz w:val="18"/>
+          <w:szCs w:val="18"/>
+          <w:rtl w:val="0"/>
+        </w:rPr>
+        <w:t xml:space="preserve">Supported and maintained backend IaC systems</w:t>
+      </w:r>
+      <w:r>
+        <w:rPr>
+          <w:sz w:val="18"/>
+          <w:szCs w:val="18"/>
+          <w:rtl w:val="0"/>
+        </w:rPr>
+        <w:t xml:space="preserve"> with Python, AWS CDK, and PostgreSQL.</w:t>
+      </w:r>
+    </w:p>
+    <w:p>
+      <w:pPr>
+        <w:widowControl w:val="0"/>
+        <w:numPr>
+          <w:ilvl w:val="1"/>
+          <w:numId w:val="2"/>
+        </w:numPr>
+        <w:spacing w:line="360" w:lineRule="auto"/>
+        <w:ind w:left="1440" w:right="463.946533203125" w:hanging="360"/>
+        <w:rPr>
+          <w:sz w:val="18"/>
+          <w:szCs w:val="18"/>
+        </w:rPr>
+      </w:pPr>
+      <w:r>
+        <w:rPr>
+          <w:b w:val="1"/>
+          <w:bCs w:val="1"/>
+          <w:sz w:val="18"/>
+          <w:szCs w:val="18"/>
+          <w:rtl w:val="0"/>
+        </w:rPr>
+        <w:t xml:space="preserve">Architected and deployed large-scale database upgrades, feature implementations, and production data backfills</w:t>
+      </w:r>
+      <w:r>
+        <w:rPr>
+          <w:sz w:val="18"/>
+          <w:szCs w:val="18"/>
+          <w:rtl w:val="0"/>
+        </w:rPr>
+        <w:t xml:space="preserve"> on client fact data, </w:t>
+      </w:r>
+      <w:r>
+        <w:rPr>
+          <w:b w:val="1"/>
+          <w:bCs w:val="1"/>
+          <w:sz w:val="18"/>
+          <w:szCs w:val="18"/>
+          <w:rtl w:val="0"/>
+        </w:rPr>
+        <w:t xml:space="preserve">with row counts varying from a few dozen to ~300k.</w:t>
       </w:r>
     </w:p>
     <w:p>
@@ -654,43 +666,17 @@
           <w:szCs w:val="18"/>
           <w:rtl w:val="0"/>
         </w:rPr>
-        <w:t xml:space="preserve">Mentored developers in React and React-admin</w:t>
-      </w:r>
-      <w:r>
-        <w:rPr>
-          <w:b w:val="1"/>
-          <w:bCs w:val="1"/>
-          <w:sz w:val="18"/>
-          <w:szCs w:val="18"/>
-          <w:rtl w:val="0"/>
-        </w:rPr>
-        <w:t xml:space="preserve"> </w:t>
-      </w:r>
-      <w:r>
-        <w:rPr>
-          <w:sz w:val="18"/>
-          <w:szCs w:val="18"/>
-          <w:rtl w:val="0"/>
-        </w:rPr>
-        <w:t xml:space="preserve">best practices, </w:t>
-      </w:r>
-      <w:r>
-        <w:rPr>
-          <w:b w:val="1"/>
-          <w:bCs w:val="1"/>
-          <w:sz w:val="18"/>
-          <w:szCs w:val="18"/>
-          <w:rtl w:val="0"/>
-        </w:rPr>
-        <w:t xml:space="preserve">improving consistency and long-term maintainability across the team</w:t>
-      </w:r>
-      <w:r>
-        <w:rPr>
-          <w:sz w:val="18"/>
-          <w:szCs w:val="18"/>
-          <w:rtl w:val="0"/>
-        </w:rPr>
-        <w:t xml:space="preserve">.</w:t>
+        <w:t xml:space="preserve">Identified and decommissioned an unused RDS database instance, </w:t>
+      </w:r>
+      <w:r>
+        <w:rPr>
+          <w:b w:val="1"/>
+          <w:bCs w:val="1"/>
+          <w:sz w:val="18"/>
+          <w:szCs w:val="18"/>
+          <w:rtl w:val="0"/>
+        </w:rPr>
+        <w:t xml:space="preserve">lowering yearly cloud costs by ~$15,600.</w:t>
       </w:r>
     </w:p>
     <w:p>
@@ -727,15 +713,15 @@
           <w:szCs w:val="18"/>
           <w:rtl w:val="0"/>
         </w:rPr>
-        <w:t xml:space="preserve">Supported and maintained backend IaC systems</w:t>
-      </w:r>
-      <w:r>
-        <w:rPr>
-          <w:sz w:val="18"/>
-          <w:szCs w:val="18"/>
-          <w:rtl w:val="0"/>
-        </w:rPr>
-        <w:t xml:space="preserve"> with Python/AWS CDK.</w:t>
+        <w:t xml:space="preserve">Orchestrated agentic development </w:t>
+      </w:r>
+      <w:r>
+        <w:rPr>
+          <w:sz w:val="18"/>
+          <w:szCs w:val="18"/>
+          <w:rtl w:val="0"/>
+        </w:rPr>
+        <w:t xml:space="preserve">to efficiently and safely perform design, development, and implementation tasks.</w:t>
       </w:r>
     </w:p>
     <w:p>
@@ -760,27 +746,39 @@
         <w:ind w:left="1440" w:right="463.946533203125" w:hanging="360"/>
         <w:jc w:val="left"/>
         <w:rPr>
-          <w:sz w:val="18"/>
-          <w:szCs w:val="18"/>
-        </w:rPr>
-      </w:pPr>
-      <w:r>
-        <w:rPr>
-          <w:sz w:val="18"/>
-          <w:szCs w:val="18"/>
-          <w:rtl w:val="0"/>
-        </w:rPr>
-        <w:t xml:space="preserve">Identified and decommissioned an unused RDS database instance, </w:t>
-      </w:r>
-      <w:r>
-        <w:rPr>
-          <w:b w:val="1"/>
-          <w:bCs w:val="1"/>
-          <w:sz w:val="18"/>
-          <w:szCs w:val="18"/>
-          <w:rtl w:val="0"/>
-        </w:rPr>
-        <w:t xml:space="preserve">lowering yearly cloud costs by ~$15,600.</w:t>
+          <w:b w:val="1"/>
+          <w:bCs w:val="1"/>
+          <w:sz w:val="18"/>
+          <w:szCs w:val="18"/>
+        </w:rPr>
+      </w:pPr>
+      <w:r>
+        <w:rPr>
+          <w:b w:val="1"/>
+          <w:bCs w:val="1"/>
+          <w:sz w:val="18"/>
+          <w:szCs w:val="18"/>
+          <w:rtl w:val="0"/>
+        </w:rPr>
+        <w:t xml:space="preserve">Authored context files, custom skills, and runbooks </w:t>
+      </w:r>
+      <w:r>
+        <w:rPr>
+          <w:sz w:val="18"/>
+          <w:szCs w:val="18"/>
+          <w:rtl w:val="0"/>
+        </w:rPr>
+        <w:t xml:space="preserve">that increased first-run success-rate on agent-driven tasks and </w:t>
+      </w:r>
+      <w:r>
+        <w:rPr>
+          <w:b w:val="1"/>
+          <w:bCs w:val="1"/>
+          <w:sz w:val="18"/>
+          <w:szCs w:val="18"/>
+          <w:rtl w:val="0"/>
+        </w:rPr>
+        <w:t xml:space="preserve">reduced token usage by an estimated 25%.</w:t>
       </w:r>
       <w:r>
         <w:rPr>
@@ -795,7 +793,7 @@
         <w:pageBreakBefore w:val="0"/>
         <w:widowControl w:val="0"/>
         <w:numPr>
-          <w:ilvl w:val="0"/>
+          <w:ilvl w:val="1"/>
           <w:numId w:val="2"/>
         </w:numPr>
         <w:pBdr>
@@ -807,54 +805,93 @@
         </w:pBdr>
         <w:shd w:fill="auto" w:val="clear"/>
         <w:spacing w:after="0" w:before="0" w:line="360" w:lineRule="auto"/>
+        <w:ind w:left="1440" w:right="463.946533203125" w:hanging="360"/>
+        <w:jc w:val="left"/>
+        <w:rPr>
+          <w:b w:val="1"/>
+          <w:bCs w:val="1"/>
+          <w:sz w:val="18"/>
+          <w:szCs w:val="18"/>
+        </w:rPr>
+      </w:pPr>
+      <w:r>
+        <w:rPr>
+          <w:b w:val="1"/>
+          <w:bCs w:val="1"/>
+          <w:sz w:val="18"/>
+          <w:szCs w:val="18"/>
+          <w:rtl w:val="0"/>
+        </w:rPr>
+        <w:t xml:space="preserve">Integrated MCP servers and reusable shared contexts </w:t>
+      </w:r>
+      <w:r>
+        <w:rPr>
+          <w:sz w:val="18"/>
+          <w:szCs w:val="18"/>
+          <w:rtl w:val="0"/>
+        </w:rPr>
+        <w:t xml:space="preserve">to give agents direct, verified access to internal tools and data sources, </w:t>
+      </w:r>
+      <w:r>
+        <w:rPr>
+          <w:b w:val="1"/>
+          <w:bCs w:val="1"/>
+          <w:sz w:val="18"/>
+          <w:szCs w:val="18"/>
+          <w:rtl w:val="0"/>
+        </w:rPr>
+        <w:t xml:space="preserve">cutting previously-manual handoff steps in Git flow, testing, and task tracking</w:t>
+      </w:r>
+      <w:r>
+        <w:rPr>
+          <w:sz w:val="18"/>
+          <w:szCs w:val="18"/>
+          <w:rtl w:val="0"/>
+        </w:rPr>
+        <w:t xml:space="preserve">.</w:t>
+      </w:r>
+      <w:r>
+        <w:rPr>
+          <w:rtl w:val="0"/>
+        </w:rPr>
+      </w:r>
+    </w:p>
+    <w:p>
+      <w:pPr>
+        <w:widowControl w:val="0"/>
+        <w:numPr>
+          <w:ilvl w:val="0"/>
+          <w:numId w:val="2"/>
+        </w:numPr>
+        <w:spacing w:line="360" w:lineRule="auto"/>
         <w:ind w:left="720" w:right="463.946533203125" w:hanging="360"/>
-        <w:jc w:val="left"/>
-        <w:rPr>
-          <w:sz w:val="18"/>
-          <w:szCs w:val="18"/>
-        </w:rPr>
-      </w:pPr>
-      <w:r>
-        <w:rPr>
-          <w:sz w:val="18"/>
-          <w:szCs w:val="18"/>
-          <w:rtl w:val="0"/>
-        </w:rPr>
-        <w:t xml:space="preserve">Built, launched, and maintained </w:t>
-      </w:r>
-      <w:r>
-        <w:rPr>
-          <w:sz w:val="18"/>
-          <w:szCs w:val="18"/>
-          <w:rtl w:val="0"/>
-        </w:rPr>
-        <w:t xml:space="preserve">an internal </w:t>
-      </w:r>
-      <w:r>
-        <w:rPr>
-          <w:sz w:val="18"/>
-          <w:szCs w:val="18"/>
-          <w:rtl w:val="0"/>
-        </w:rPr>
-        <w:t xml:space="preserve">Wiki.js instance for company-wide use, </w:t>
-      </w:r>
-      <w:r>
-        <w:rPr>
-          <w:b w:val="1"/>
-          <w:bCs w:val="1"/>
-          <w:sz w:val="18"/>
-          <w:szCs w:val="18"/>
-          <w:rtl w:val="0"/>
-        </w:rPr>
-        <w:t xml:space="preserve">consolidating fragmented company documents into a single source of truth</w:t>
-      </w:r>
-      <w:r>
-        <w:rPr>
-          <w:sz w:val="18"/>
-          <w:szCs w:val="18"/>
-          <w:rtl w:val="0"/>
-        </w:rPr>
-        <w:t xml:space="preserve">.</w:t>
+        <w:rPr>
+          <w:sz w:val="18"/>
+          <w:szCs w:val="18"/>
+        </w:rPr>
+      </w:pPr>
+      <w:r>
+        <w:rPr>
+          <w:b w:val="1"/>
+          <w:bCs w:val="1"/>
+          <w:sz w:val="18"/>
+          <w:szCs w:val="18"/>
+          <w:rtl w:val="0"/>
+        </w:rPr>
+        <w:t xml:space="preserve">Mentored and trained teammates </w:t>
+      </w:r>
+      <w:r>
+        <w:rPr>
+          <w:sz w:val="18"/>
+          <w:szCs w:val="18"/>
+          <w:rtl w:val="0"/>
+        </w:rPr>
+        <w:t xml:space="preserve">to close knowledge gaps, enhance code consistency, and accelerate onboarding.</w:t>
+      </w:r>
+      <w:r>
+        <w:rPr>
+          <w:rtl w:val="0"/>
+        </w:rPr>
       </w:r>
     </w:p>
     <w:p>
@@ -872,11 +909,13 @@
         </w:pBdr>
         <w:shd w:fill="auto" w:val="clear"/>
         <w:spacing w:after="0" w:before="0" w:line="360" w:lineRule="auto"/>
-        <w:ind w:right="463.946533203125"/>
+        <w:ind w:left="0" w:right="-885" w:firstLine="0"/>
         <w:jc w:val="left"/>
         <w:rPr>
-          <w:sz w:val="18"/>
-          <w:szCs w:val="18"/>
+          <w:b w:val="1"/>
+          <w:bCs w:val="1"/>
+          <w:sz w:val="20"/>
+          <w:szCs w:val="20"/>
         </w:rPr>
       </w:pPr>
       <w:r>
@@ -900,7 +939,7 @@
         </w:pBdr>
         <w:shd w:fill="auto" w:val="clear"/>
         <w:spacing w:after="0" w:before="0" w:line="360" w:lineRule="auto"/>
-        <w:ind w:left="0" w:right="0" w:firstLine="0"/>
+        <w:ind w:left="0" w:right="-885" w:firstLine="0"/>
         <w:jc w:val="left"/>
         <w:rPr>
           <w:i w:val="1"/>
@@ -956,6 +995,9 @@
           <w:rtl w:val="0"/>
         </w:rPr>
         <w:t xml:space="preserve">  </w:t>
+        <w:tab/>
+        <w:tab/>
+        <w:t xml:space="preserve">      </w:t>
       </w:r>
       <w:r>
         <w:rPr>
@@ -1010,42 +1052,21 @@
       </w:pPr>
       <w:r>
         <w:rPr>
-          <w:sz w:val="18"/>
-          <w:szCs w:val="18"/>
-          <w:rtl w:val="0"/>
-        </w:rPr>
-        <w:t xml:space="preserve">Supported new development on an internal </w:t>
-      </w:r>
-      <w:r>
-        <w:rPr>
-          <w:b w:val="1"/>
-          <w:bCs w:val="1"/>
-          <w:sz w:val="18"/>
-          <w:szCs w:val="18"/>
-          <w:rtl w:val="0"/>
-        </w:rPr>
-        <w:t xml:space="preserve">Angular 8/Java/Spring </w:t>
-      </w:r>
-      <w:r>
-        <w:rPr>
-          <w:sz w:val="18"/>
-          <w:szCs w:val="18"/>
-          <w:rtl w:val="0"/>
-        </w:rPr>
-        <w:t xml:space="preserve">finance </w:t>
-      </w:r>
-      <w:r>
-        <w:rPr>
-          <w:sz w:val="18"/>
-          <w:szCs w:val="18"/>
-          <w:rtl w:val="0"/>
-        </w:rPr>
-        <w:t xml:space="preserve">application for a large regional banking client.</w:t>
-      </w:r>
-      <w:r>
-        <w:rPr>
-          <w:rtl w:val="0"/>
-        </w:rPr>
+          <w:b w:val="1"/>
+          <w:bCs w:val="1"/>
+          <w:sz w:val="18"/>
+          <w:szCs w:val="18"/>
+          <w:rtl w:val="0"/>
+        </w:rPr>
+        <w:t xml:space="preserve">Contracted to PNC Bank, </w:t>
+      </w:r>
+      <w:r>
+        <w:rPr>
+          <w:sz w:val="18"/>
+          <w:szCs w:val="18"/>
+          <w:rtl w:val="0"/>
+        </w:rPr>
+        <w:t xml:space="preserve">building and maintaining internal-use Angular/Spring Boot/Maven applications within an agile team.</w:t>
       </w:r>
     </w:p>
     <w:p>
@@ -1086,11 +1107,31 @@
       </w:pPr>
       <w:r>
         <w:rPr>
+          <w:b w:val="1"/>
+          <w:bCs w:val="1"/>
           <w:sz w:val="18"/>
           <w:szCs w:val="18"/>
           <w:rtl w:val="0"/>
         </w:rPr>
         <w:t xml:space="preserve">O</w:t>
+      </w:r>
+      <w:r>
+        <w:rPr>
+          <w:b w:val="1"/>
+          <w:bCs w:val="1"/>
+          <w:i w:val="0"/>
+          <w:iCs w:val="0"/>
+          <w:smallCaps w:val="0"/>
+          <w:strike w:val="0"/>
+          <w:color w:val="000000"/>
+          <w:sz w:val="18"/>
+          <w:szCs w:val="18"/>
+          <w:u w:val="none"/>
+          <w:shd w:fill="auto" w:val="clear"/>
+          <w:vertAlign w:val="baseline"/>
+          <w:rtl w:val="0"/>
+        </w:rPr>
+        <w:t xml:space="preserve">btained an Oracle Java SE 8 Associate certification</w:t>
       </w:r>
       <w:r>
         <w:rPr>
@@ -1109,43 +1150,6 @@
           <w:vertAlign w:val="baseline"/>
           <w:rtl w:val="0"/>
         </w:rPr>
-        <w:t xml:space="preserve">btained an </w:t>
-      </w:r>
-      <w:r>
-        <w:rPr>
-          <w:b w:val="1"/>
-          <w:bCs w:val="1"/>
-          <w:i w:val="0"/>
-          <w:iCs w:val="0"/>
-          <w:smallCaps w:val="0"/>
-          <w:strike w:val="0"/>
-          <w:color w:val="000000"/>
-          <w:sz w:val="18"/>
-          <w:szCs w:val="18"/>
-          <w:u w:val="none"/>
-          <w:shd w:fill="auto" w:val="clear"/>
-          <w:vertAlign w:val="baseline"/>
-          <w:rtl w:val="0"/>
-        </w:rPr>
-        <w:t xml:space="preserve">Oracle Java SE 8 Associate certification</w:t>
-      </w:r>
-      <w:r>
-        <w:rPr>
-          <w:rFonts w:ascii="Arial" w:cs="Arial" w:eastAsia="Arial" w:hAnsi="Arial"/>
-          <w:b w:val="0"/>
-          <w:bCs w:val="0"/>
-          <w:i w:val="0"/>
-          <w:iCs w:val="0"/>
-          <w:smallCaps w:val="0"/>
-          <w:strike w:val="0"/>
-          <w:color w:val="000000"/>
-          <w:sz w:val="18"/>
-          <w:szCs w:val="18"/>
-          <w:u w:val="none"/>
-          <w:shd w:fill="auto" w:val="clear"/>
-          <w:vertAlign w:val="baseline"/>
-          <w:rtl w:val="0"/>
-        </w:rPr>
         <w:t xml:space="preserve">.</w:t>
       </w:r>
       <w:r>
@@ -1156,26 +1160,19 @@
     </w:p>
     <w:p>
       <w:pPr>
-        <w:keepNext w:val="0"/>
-        <w:keepLines w:val="0"/>
-        <w:pageBreakBefore w:val="0"/>
-        <w:widowControl w:val="0"/>
-        <w:pBdr>
-          <w:top w:space="0" w:sz="0" w:val="nil"/>
-          <w:left w:space="0" w:sz="0" w:val="nil"/>
-          <w:bottom w:space="0" w:sz="0" w:val="nil"/>
-          <w:right w:space="0" w:sz="0" w:val="nil"/>
-          <w:between w:space="0" w:sz="0" w:val="nil"/>
-        </w:pBdr>
-        <w:shd w:fill="auto" w:val="clear"/>
-        <w:spacing w:after="0" w:before="0" w:line="360" w:lineRule="auto"/>
-        <w:ind w:right="0"/>
-        <w:jc w:val="left"/>
-        <w:rPr>
-          <w:sz w:val="18"/>
-          <w:szCs w:val="18"/>
-        </w:rPr>
-      </w:pPr>
+        <w:keepLines w:val="1"/>
+        <w:widowControl w:val="0"/>
+        <w:spacing w:line="360" w:lineRule="auto"/>
+        <w:rPr>
+          <w:sz w:val="18"/>
+          <w:szCs w:val="18"/>
+        </w:rPr>
+      </w:pPr>
+      <w:r>
+        <w:pict>
+          <v:rect style="width:0.0pt;height:1.5pt" o:hr="t" o:hrstd="t" o:hralign="center" fillcolor="#A0A0A0" stroked="f"/>
+        </w:pict>
+      </w:r>
       <w:r>
         <w:rPr>
           <w:rtl w:val="0"/>
@@ -1267,7 +1264,10 @@
           <w:szCs w:val="20"/>
           <w:rtl w:val="0"/>
         </w:rPr>
-        <w:t xml:space="preserve">     December 2018 - April 2019</w:t>
+        <w:t xml:space="preserve">     </w:t>
+        <w:tab/>
+        <w:tab/>
+        <w:t xml:space="preserve">      December 2018 - April 2019</w:t>
       </w:r>
     </w:p>
     <w:p>
@@ -1320,7 +1320,7 @@
         </w:pBdr>
         <w:shd w:fill="auto" w:val="clear"/>
         <w:spacing w:after="0" w:before="0" w:line="360" w:lineRule="auto"/>
-        <w:ind w:left="0" w:right="0" w:firstLine="0"/>
+        <w:ind w:left="4.62005615234375" w:right="0" w:firstLine="0"/>
         <w:jc w:val="left"/>
         <w:rPr>
           <w:i w:val="1"/>
@@ -1329,129 +1329,6 @@
           <w:szCs w:val="20"/>
         </w:rPr>
       </w:pPr>
-      <w:r>
-        <w:rPr>
-          <w:rFonts w:ascii="Arial" w:cs="Arial" w:eastAsia="Arial" w:hAnsi="Arial"/>
-          <w:b w:val="1"/>
-          <w:bCs w:val="1"/>
-          <w:i w:val="0"/>
-          <w:iCs w:val="0"/>
-          <w:smallCaps w:val="0"/>
-          <w:strike w:val="0"/>
-          <w:color w:val="000000"/>
-          <w:sz w:val="20"/>
-          <w:szCs w:val="20"/>
-          <w:u w:val="none"/>
-          <w:shd w:fill="auto" w:val="clear"/>
-          <w:vertAlign w:val="baseline"/>
-          <w:rtl w:val="0"/>
-        </w:rPr>
-        <w:t xml:space="preserve">Pennsylvania State University</w:t>
-      </w:r>
-      <w:r>
-        <w:rPr>
-          <w:b w:val="1"/>
-          <w:bCs w:val="1"/>
-          <w:sz w:val="20"/>
-          <w:szCs w:val="20"/>
-          <w:rtl w:val="0"/>
-        </w:rPr>
-        <w:tab/>
-        <w:tab/>
-        <w:tab/>
-        <w:tab/>
-        <w:tab/>
-        <w:t xml:space="preserve">             </w:t>
-      </w:r>
-      <w:r>
-        <w:rPr>
-          <w:rFonts w:ascii="Arial" w:cs="Arial" w:eastAsia="Arial" w:hAnsi="Arial"/>
-          <w:b w:val="0"/>
-          <w:bCs w:val="0"/>
-          <w:i w:val="1"/>
-          <w:iCs w:val="1"/>
-          <w:smallCaps w:val="0"/>
-          <w:strike w:val="0"/>
-          <w:color w:val="000000"/>
-          <w:sz w:val="20"/>
-          <w:szCs w:val="20"/>
-          <w:u w:val="none"/>
-          <w:shd w:fill="auto" w:val="clear"/>
-          <w:vertAlign w:val="baseline"/>
-          <w:rtl w:val="0"/>
-        </w:rPr>
-        <w:t xml:space="preserve">August 2017 - September 2018</w:t>
-      </w:r>
-      <w:r>
-        <w:rPr>
-          <w:rtl w:val="0"/>
-        </w:rPr>
-      </w:r>
-    </w:p>
-    <w:p>
-      <w:pPr>
-        <w:keepNext w:val="0"/>
-        <w:keepLines w:val="0"/>
-        <w:pageBreakBefore w:val="0"/>
-        <w:widowControl w:val="0"/>
-        <w:pBdr>
-          <w:top w:space="0" w:sz="0" w:val="nil"/>
-          <w:left w:space="0" w:sz="0" w:val="nil"/>
-          <w:bottom w:space="0" w:sz="0" w:val="nil"/>
-          <w:right w:space="0" w:sz="0" w:val="nil"/>
-          <w:between w:space="0" w:sz="0" w:val="nil"/>
-        </w:pBdr>
-        <w:shd w:fill="auto" w:val="clear"/>
-        <w:spacing w:after="0" w:before="0" w:line="360" w:lineRule="auto"/>
-        <w:ind w:left="0" w:right="142.8125" w:firstLine="0"/>
-        <w:jc w:val="left"/>
-        <w:rPr>
-          <w:i w:val="1"/>
-          <w:iCs w:val="1"/>
-          <w:sz w:val="20"/>
-          <w:szCs w:val="20"/>
-        </w:rPr>
-      </w:pPr>
-      <w:r>
-        <w:rPr>
-          <w:i w:val="1"/>
-          <w:iCs w:val="1"/>
-          <w:sz w:val="20"/>
-          <w:szCs w:val="20"/>
-          <w:rtl w:val="0"/>
-        </w:rPr>
-        <w:t xml:space="preserve">Computer Science, Mechanical Engineering</w:t>
-      </w:r>
-    </w:p>
-    <w:p>
-      <w:pPr>
-        <w:keepNext w:val="0"/>
-        <w:keepLines w:val="0"/>
-        <w:pageBreakBefore w:val="0"/>
-        <w:widowControl w:val="0"/>
-        <w:pBdr>
-          <w:top w:space="0" w:sz="0" w:val="nil"/>
-          <w:left w:space="0" w:sz="0" w:val="nil"/>
-          <w:bottom w:space="0" w:sz="0" w:val="nil"/>
-          <w:right w:space="0" w:sz="0" w:val="nil"/>
-          <w:between w:space="0" w:sz="0" w:val="nil"/>
-        </w:pBdr>
-        <w:shd w:fill="auto" w:val="clear"/>
-        <w:spacing w:after="0" w:before="0" w:line="360" w:lineRule="auto"/>
-        <w:ind w:left="0" w:right="142.8125" w:firstLine="0"/>
-        <w:jc w:val="left"/>
-        <w:rPr>
-          <w:i w:val="1"/>
-          <w:iCs w:val="1"/>
-          <w:sz w:val="18"/>
-          <w:szCs w:val="18"/>
-        </w:rPr>
-      </w:pPr>
-      <w:r>
-        <w:pict>
-          <v:rect style="width:0.0pt;height:1.5pt" o:hr="t" o:hrstd="t" o:hralign="center" fillcolor="#A0A0A0" stroked="f"/>
-        </w:pict>
-      </w:r>
       <w:r>
         <w:rPr>
           <w:rtl w:val="0"/>
@@ -1465,20 +1342,20 @@
         <w:spacing w:after="0" w:before="0" w:line="360" w:lineRule="auto"/>
         <w:ind w:left="16.060028076171875" w:firstLine="0"/>
         <w:rPr>
+          <w:sz w:val="20"/>
+          <w:szCs w:val="20"/>
+          <w:vertAlign w:val="baseline"/>
+        </w:rPr>
+      </w:pPr>
+      <w:bookmarkStart w:colFirst="0" w:colLast="0" w:name="_mfu8n43a627a" w:id="1"/>
+      <w:bookmarkEnd w:id="1"/>
+      <w:r>
+        <w:rPr>
           <w:sz w:val="22"/>
           <w:szCs w:val="22"/>
-          <w:vertAlign w:val="baseline"/>
-        </w:rPr>
-      </w:pPr>
-      <w:bookmarkStart w:colFirst="0" w:colLast="0" w:name="_mfu8n43a627a" w:id="1"/>
-      <w:bookmarkEnd w:id="1"/>
-      <w:r>
-        <w:rPr>
-          <w:sz w:val="22"/>
-          <w:szCs w:val="22"/>
-          <w:rtl w:val="0"/>
-        </w:rPr>
-        <w:t xml:space="preserve">Personal Project</w:t>
+          <w:rtl w:val="0"/>
+        </w:rPr>
+        <w:t xml:space="preserve">Personal Projects</w:t>
       </w:r>
       <w:r>
         <w:rPr>
@@ -1529,19 +1406,6 @@
       </w:r>
       <w:r>
         <w:rPr>
-          <w:b w:val="1"/>
-          <w:bCs w:val="1"/>
-          <w:i w:val="1"/>
-          <w:iCs w:val="1"/>
-          <w:color w:val="1155cc"/>
-          <w:sz w:val="20"/>
-          <w:szCs w:val="20"/>
-          <w:rtl w:val="0"/>
-        </w:rPr>
-        <w:t xml:space="preserve"> </w:t>
-      </w:r>
-      <w:r>
-        <w:rPr>
           <w:rtl w:val="0"/>
         </w:rPr>
       </w:r>
@@ -1562,163 +1426,171 @@
           <w:szCs w:val="18"/>
           <w:rtl w:val="0"/>
         </w:rPr>
-        <w:t xml:space="preserve">A curated collection of </w:t>
-      </w:r>
-      <w:r>
-        <w:rPr>
-          <w:b w:val="1"/>
-          <w:bCs w:val="1"/>
-          <w:sz w:val="18"/>
-          <w:szCs w:val="18"/>
-          <w:rtl w:val="0"/>
-        </w:rPr>
-        <w:t xml:space="preserve">practical, web-based resources</w:t>
-      </w:r>
-      <w:r>
-        <w:rPr>
-          <w:sz w:val="18"/>
-          <w:szCs w:val="18"/>
-          <w:rtl w:val="0"/>
-        </w:rPr>
-        <w:t xml:space="preserve"> designed to </w:t>
-      </w:r>
-      <w:r>
-        <w:rPr>
-          <w:b w:val="1"/>
-          <w:bCs w:val="1"/>
-          <w:sz w:val="18"/>
-          <w:szCs w:val="18"/>
-          <w:rtl w:val="0"/>
-        </w:rPr>
-        <w:t xml:space="preserve">help newcomers learn best practices and avoid common pitfalls</w:t>
-      </w:r>
-      <w:r>
-        <w:rPr>
-          <w:sz w:val="18"/>
-          <w:szCs w:val="18"/>
-          <w:rtl w:val="0"/>
-        </w:rPr>
-        <w:t xml:space="preserve"> when picking up a new hobby. Currently focused on </w:t>
-      </w:r>
-      <w:r>
-        <w:rPr>
-          <w:b w:val="1"/>
-          <w:bCs w:val="1"/>
-          <w:sz w:val="18"/>
-          <w:szCs w:val="18"/>
-          <w:rtl w:val="0"/>
-        </w:rPr>
-        <w:t xml:space="preserve">woodworking</w:t>
-      </w:r>
-      <w:r>
-        <w:rPr>
-          <w:sz w:val="18"/>
-          <w:szCs w:val="18"/>
-          <w:rtl w:val="0"/>
-        </w:rPr>
-        <w:t xml:space="preserve">, with future plans for </w:t>
-      </w:r>
-      <w:r>
-        <w:rPr>
-          <w:b w:val="1"/>
-          <w:bCs w:val="1"/>
-          <w:sz w:val="18"/>
-          <w:szCs w:val="18"/>
-          <w:rtl w:val="0"/>
-        </w:rPr>
-        <w:t xml:space="preserve">design</w:t>
-      </w:r>
-      <w:r>
-        <w:rPr>
-          <w:sz w:val="18"/>
-          <w:szCs w:val="18"/>
-          <w:rtl w:val="0"/>
-        </w:rPr>
-        <w:t xml:space="preserve"> and </w:t>
-      </w:r>
-      <w:r>
-        <w:rPr>
-          <w:b w:val="1"/>
-          <w:bCs w:val="1"/>
-          <w:sz w:val="18"/>
-          <w:szCs w:val="18"/>
-          <w:rtl w:val="0"/>
-        </w:rPr>
-        <w:t xml:space="preserve">development</w:t>
-      </w:r>
-      <w:r>
-        <w:rPr>
-          <w:sz w:val="18"/>
-          <w:szCs w:val="18"/>
-          <w:rtl w:val="0"/>
-        </w:rPr>
-        <w:t xml:space="preserve"> sections.</w:t>
-      </w:r>
-    </w:p>
-    <w:p>
-      <w:pPr>
-        <w:widowControl w:val="0"/>
-        <w:spacing w:after="0" w:before="0" w:line="360" w:lineRule="auto"/>
-        <w:ind w:right="168.037109375" w:hanging="1.97998046875"/>
-        <w:rPr>
-          <w:rFonts w:ascii="Arial" w:cs="Arial" w:eastAsia="Arial" w:hAnsi="Arial"/>
-          <w:b w:val="0"/>
-          <w:bCs w:val="0"/>
-          <w:i w:val="0"/>
-          <w:iCs w:val="0"/>
-          <w:smallCaps w:val="0"/>
-          <w:strike w:val="0"/>
-          <w:color w:val="1155cc"/>
-          <w:sz w:val="18"/>
-          <w:szCs w:val="18"/>
-          <w:u w:val="single"/>
-          <w:shd w:fill="auto" w:val="clear"/>
-          <w:vertAlign w:val="baseline"/>
-        </w:rPr>
-      </w:pPr>
-      <w:r>
-        <w:rPr>
-          <w:sz w:val="18"/>
-          <w:szCs w:val="18"/>
-          <w:rtl w:val="0"/>
-        </w:rPr>
-        <w:t xml:space="preserve">Built with </w:t>
-      </w:r>
-      <w:r>
-        <w:rPr>
-          <w:b w:val="1"/>
-          <w:bCs w:val="1"/>
-          <w:sz w:val="18"/>
-          <w:szCs w:val="18"/>
-          <w:rtl w:val="0"/>
-        </w:rPr>
-        <w:t xml:space="preserve">React</w:t>
-      </w:r>
-      <w:r>
-        <w:rPr>
-          <w:sz w:val="18"/>
-          <w:szCs w:val="18"/>
-          <w:rtl w:val="0"/>
-        </w:rPr>
-        <w:t xml:space="preserve"> and hosted on </w:t>
-      </w:r>
-      <w:r>
-        <w:rPr>
-          <w:b w:val="1"/>
-          <w:bCs w:val="1"/>
-          <w:sz w:val="18"/>
-          <w:szCs w:val="18"/>
-          <w:rtl w:val="0"/>
-        </w:rPr>
-        <w:t xml:space="preserve">GitHub Pages</w:t>
-      </w:r>
-      <w:r>
-        <w:rPr>
-          <w:sz w:val="18"/>
-          <w:szCs w:val="18"/>
-          <w:rtl w:val="0"/>
-        </w:rPr>
-        <w:t xml:space="preserve">.</w:t>
+        <w:t xml:space="preserve">A curated resource list offering practical guides and plans for newcomers to woodworking. </w:t>
+      </w:r>
+      <w:r>
+        <w:rPr>
+          <w:b w:val="1"/>
+          <w:bCs w:val="1"/>
+          <w:sz w:val="18"/>
+          <w:szCs w:val="18"/>
+          <w:rtl w:val="0"/>
+        </w:rPr>
+        <w:t xml:space="preserve">Built and maintained entirely without AI tooling as a personal outlet for hands-on React developmen</w:t>
+      </w:r>
+      <w:r>
+        <w:rPr>
+          <w:sz w:val="18"/>
+          <w:szCs w:val="18"/>
+          <w:rtl w:val="0"/>
+        </w:rPr>
+        <w:t xml:space="preserve">t. Built with React and hosted on GitHub Pages.</w:t>
+      </w:r>
+    </w:p>
+    <w:p>
+      <w:pPr>
+        <w:keepNext w:val="1"/>
+        <w:keepLines w:val="1"/>
+        <w:widowControl w:val="0"/>
+        <w:spacing w:line="360" w:lineRule="auto"/>
+        <w:ind w:left="3.73992919921875" w:firstLine="0"/>
+        <w:rPr>
+          <w:b w:val="1"/>
+          <w:bCs w:val="1"/>
+          <w:sz w:val="18"/>
+          <w:szCs w:val="18"/>
+        </w:rPr>
+      </w:pPr>
+      <w:r>
+        <w:rPr>
+          <w:b w:val="1"/>
+          <w:bCs w:val="1"/>
+          <w:sz w:val="20"/>
+          <w:szCs w:val="20"/>
+          <w:rtl w:val="0"/>
+        </w:rPr>
+        <w:t xml:space="preserve">Portfolio Site - </w:t>
+      </w:r>
+      <w:hyperlink r:id="rId6">
+        <w:r>
+          <w:rPr>
+            <w:b w:val="1"/>
+            <w:bCs w:val="1"/>
+            <w:i w:val="1"/>
+            <w:iCs w:val="1"/>
+            <w:color w:val="1155cc"/>
+            <w:sz w:val="20"/>
+            <w:szCs w:val="20"/>
+            <w:u w:val="single"/>
+            <w:rtl w:val="0"/>
+          </w:rPr>
+          <w:t xml:space="preserve">courson.dev</w:t>
+        </w:r>
+      </w:hyperlink>
+      <w:r>
+        <w:rPr>
+          <w:rtl w:val="0"/>
+        </w:rPr>
+      </w:r>
+    </w:p>
+    <w:p>
+      <w:pPr>
+        <w:keepNext w:val="1"/>
+        <w:keepLines w:val="1"/>
+        <w:widowControl w:val="0"/>
+        <w:spacing w:line="360" w:lineRule="auto"/>
+        <w:ind w:left="3.73992919921875" w:firstLine="0"/>
+        <w:rPr>
+          <w:sz w:val="18"/>
+          <w:szCs w:val="18"/>
+        </w:rPr>
+      </w:pPr>
+      <w:r>
+        <w:rPr>
+          <w:sz w:val="18"/>
+          <w:szCs w:val="18"/>
+          <w:rtl w:val="0"/>
+        </w:rPr>
+        <w:t xml:space="preserve">A broader overview of my experience, skills, and interests. Built with React and hosted on GitHub Pages.</w:t>
+      </w:r>
+    </w:p>
+    <w:p>
+      <w:pPr>
+        <w:widowControl w:val="0"/>
+        <w:spacing w:line="360" w:lineRule="auto"/>
+        <w:rPr>
+          <w:sz w:val="18"/>
+          <w:szCs w:val="18"/>
+        </w:rPr>
+      </w:pPr>
+      <w:r>
+        <w:rPr>
+          <w:rtl w:val="0"/>
+        </w:rPr>
+      </w:r>
+    </w:p>
+    <w:p>
+      <w:pPr>
+        <w:widowControl w:val="0"/>
+        <w:spacing w:line="360" w:lineRule="auto"/>
+        <w:ind w:right="-885"/>
+        <w:rPr>
+          <w:i w:val="1"/>
+          <w:iCs w:val="1"/>
+          <w:sz w:val="18"/>
+          <w:szCs w:val="18"/>
+        </w:rPr>
+      </w:pPr>
+      <w:r>
+        <w:rPr>
+          <w:b w:val="1"/>
+          <w:bCs w:val="1"/>
+          <w:sz w:val="18"/>
+          <w:szCs w:val="18"/>
+          <w:rtl w:val="0"/>
+        </w:rPr>
+        <w:t xml:space="preserve">Skills</w:t>
+      </w:r>
+      <w:r>
+        <w:rPr>
+          <w:sz w:val="18"/>
+          <w:szCs w:val="18"/>
+          <w:rtl w:val="0"/>
+        </w:rPr>
+        <w:t xml:space="preserve">: </w:t>
+      </w:r>
+      <w:r>
+        <w:rPr>
+          <w:i w:val="1"/>
+          <w:iCs w:val="1"/>
+          <w:sz w:val="18"/>
+          <w:szCs w:val="18"/>
+          <w:rtl w:val="0"/>
+        </w:rPr>
+        <w:t xml:space="preserve">React, React-Admin, Angular, Material UI, AWS CDK, PostgreSQL, Playwright, GitHub Actions, Claude Code, Codex,</w:t>
+      </w:r>
+    </w:p>
+    <w:p>
+      <w:pPr>
+        <w:widowControl w:val="0"/>
+        <w:spacing w:line="360" w:lineRule="auto"/>
+        <w:ind w:right="-885"/>
+        <w:rPr>
+          <w:b w:val="1"/>
+          <w:bCs w:val="1"/>
+          <w:sz w:val="18"/>
+          <w:szCs w:val="18"/>
+        </w:rPr>
+      </w:pPr>
+      <w:r>
+        <w:rPr>
+          <w:i w:val="1"/>
+          <w:iCs w:val="1"/>
+          <w:sz w:val="18"/>
+          <w:szCs w:val="18"/>
+          <w:rtl w:val="0"/>
+        </w:rPr>
+        <w:t xml:space="preserve">Agentic Workflows, MCP Servers, Context Files, Token Optimization</w:t>
       </w:r>
       <w:r>
         <w:rPr>
@@ -1728,7 +1600,7 @@
     </w:p>
     <w:sectPr>
       <w:pgSz w:h="15840" w:w="12240" w:orient="portrait"/>
-      <w:pgMar w:bottom="804.56787109375" w:top="706.357421875" w:left="1440" w:right="1507.916259765625" w:header="0" w:footer="720"/>
+      <w:pgMar w:bottom="804.56787109375" w:top="706.357421875" w:left="810" w:right="630" w:header="0" w:footer="720"/>
       <w:pgNumType w:start="1"/>
     </w:sectPr>
   </w:body>

--- a/public/resume/james-courson.docx
+++ b/public/resume/james-courson.docx
@@ -98,7 +98,7 @@
         </w:pBdr>
         <w:shd w:fill="auto" w:val="clear"/>
         <w:spacing w:after="0" w:before="0" w:line="276" w:lineRule="auto"/>
-        <w:ind w:left="0" w:right="0" w:firstLine="0"/>
+        <w:ind w:left="0" w:right="-90" w:firstLine="0"/>
         <w:jc w:val="left"/>
         <w:rPr>
           <w:b w:val="1"/>
@@ -1600,7 +1600,7 @@
     </w:p>
     <w:sectPr>
       <w:pgSz w:h="15840" w:w="12240" w:orient="portrait"/>
-      <w:pgMar w:bottom="804.56787109375" w:top="706.357421875" w:left="810" w:right="630" w:header="0" w:footer="720"/>
+      <w:pgMar w:bottom="804.56787109375" w:top="706.357421875" w:left="810" w:right="540" w:header="0" w:footer="720"/>
       <w:pgNumType w:start="1"/>
     </w:sectPr>
   </w:body>
